--- a/tillsyn/A 14022-2025 tillsynsbegäran.docx
+++ b/tillsyn/A 14022-2025 tillsynsbegäran.docx
@@ -765,7 +765,7 @@
     <w:r>
       <w:tab/>
       <w:tab/>
-      <w:t>2025-03-25</w:t>
+      <w:t>2025-03-26</w:t>
       <w:br/>
       <w:br/>
     </w:r>

--- a/tillsyn/A 14022-2025 tillsynsbegäran.docx
+++ b/tillsyn/A 14022-2025 tillsynsbegäran.docx
@@ -765,7 +765,7 @@
     <w:r>
       <w:tab/>
       <w:tab/>
-      <w:t>2025-03-26</w:t>
+      <w:t>2025-03-27</w:t>
       <w:br/>
       <w:br/>
     </w:r>

--- a/tillsyn/A 14022-2025 tillsynsbegäran.docx
+++ b/tillsyn/A 14022-2025 tillsynsbegäran.docx
@@ -765,7 +765,7 @@
     <w:r>
       <w:tab/>
       <w:tab/>
-      <w:t>2025-03-27</w:t>
+      <w:t>2025-03-28</w:t>
       <w:br/>
       <w:br/>
     </w:r>

--- a/tillsyn/A 14022-2025 tillsynsbegäran.docx
+++ b/tillsyn/A 14022-2025 tillsynsbegäran.docx
@@ -765,7 +765,7 @@
     <w:r>
       <w:tab/>
       <w:tab/>
-      <w:t>2025-04-02</w:t>
+      <w:t>2025-04-03</w:t>
       <w:br/>
       <w:br/>
     </w:r>

--- a/tillsyn/A 14022-2025 tillsynsbegäran.docx
+++ b/tillsyn/A 14022-2025 tillsynsbegäran.docx
@@ -765,7 +765,7 @@
     <w:r>
       <w:tab/>
       <w:tab/>
-      <w:t>2025-04-03</w:t>
+      <w:t>2025-04-05</w:t>
       <w:br/>
       <w:br/>
     </w:r>

--- a/tillsyn/A 14022-2025 tillsynsbegäran.docx
+++ b/tillsyn/A 14022-2025 tillsynsbegäran.docx
@@ -765,7 +765,7 @@
     <w:r>
       <w:tab/>
       <w:tab/>
-      <w:t>2025-04-05</w:t>
+      <w:t>2025-04-06</w:t>
       <w:br/>
       <w:br/>
     </w:r>

--- a/tillsyn/A 14022-2025 tillsynsbegäran.docx
+++ b/tillsyn/A 14022-2025 tillsynsbegäran.docx
@@ -765,7 +765,7 @@
     <w:r>
       <w:tab/>
       <w:tab/>
-      <w:t>2025-04-06</w:t>
+      <w:t>2025-04-07</w:t>
       <w:br/>
       <w:br/>
     </w:r>

--- a/tillsyn/A 14022-2025 tillsynsbegäran.docx
+++ b/tillsyn/A 14022-2025 tillsynsbegäran.docx
@@ -765,7 +765,7 @@
     <w:r>
       <w:tab/>
       <w:tab/>
-      <w:t>2025-04-07</w:t>
+      <w:t>2025-04-08</w:t>
       <w:br/>
       <w:br/>
     </w:r>

--- a/tillsyn/A 14022-2025 tillsynsbegäran.docx
+++ b/tillsyn/A 14022-2025 tillsynsbegäran.docx
@@ -765,7 +765,7 @@
     <w:r>
       <w:tab/>
       <w:tab/>
-      <w:t>2025-04-08</w:t>
+      <w:t>2025-04-09</w:t>
       <w:br/>
       <w:br/>
     </w:r>

--- a/tillsyn/A 14022-2025 tillsynsbegäran.docx
+++ b/tillsyn/A 14022-2025 tillsynsbegäran.docx
@@ -106,10 +106,116 @@
         <w:rPr>
           <w:b/>
         </w:rPr>
+        <w:t>Garnlav (NT)</w:t>
+      </w:r>
+      <w:r>
+        <w:t xml:space="preserve"> är en utpräglad barrskogsart som ibland kan drapera träden i norrländska grannaturskogar med hög luftfuktighet. Den förekommer även i talldominerade bestånd där den, förutom i trädens grenverk, påträffas hängande över ojämnheter i tallbarken. Arten har minskat starkt i södra och mellersta Sverige och den minskar även i sitt nordliga utbredningsområde. Orsaken till tillbakagången beror främst på slutavverkningar av naturskogsartade skogar. Bestånd med riklig förekomst bör regelmässigt sparas. Garnlav är värdväxt för den mycket sällsynta och akut hotade fjärilen barrskogslavfly (CR) som hör hemma i boreala barrskogar med riklig förekomst av värdväxten. Tidigare kunde arten konstateras årligen på flera platser vid Dala-Floda i Dalarna innan lokalerna kalavverkades. Senaste fyndet i landet av barrskogslavfly är från år 2000 då den påträffades vid Högberget i Sollefteå kommun (SLU Artdatabanken, 2024).</w:t>
+      </w:r>
+    </w:p>
+    <w:p>
+      <w:r>
+        <w:rPr>
+          <w:b/>
+        </w:rPr>
+        <w:t>Kolflarnlav (NT)</w:t>
+      </w:r>
+      <w:r>
+        <w:t xml:space="preserve"> är brandberoende och växer nästan uteslutande på kolad hård kärnved av tall. Etableringen verkar ske först 100–300 år efter brand och nytt substrat nybildas i mycket begränsad omfattning. Avverkning av tallskog av naturskogskaraktär med spår av återkommande bränder är ett hot och mängden lämplig ved att växa på för arten minskar dels på grund av naturlig nedbrytning men framförallt på grund av att det förstörs i samband med slutavverkningar, gallringar och markberedning. Såväl kolflarnlav som mörk kolflarnlav har glänsande bålfjäll och förekommer främst i tall- och blandbarrskogar av naturskogskaraktär med spår av återkommande bränder. Skogar som dessa hyser höga biologiska värden och bör skyddas (SLU Artdatabanken, 2024).</w:t>
+      </w:r>
+    </w:p>
+    <w:p>
+      <w:r>
+        <w:rPr>
+          <w:b/>
+        </w:rPr>
         <w:t>Lunglav (NT)</w:t>
       </w:r>
       <w:r>
         <w:t xml:space="preserve"> är en av vårt lands främsta signalarter som överallt indikerar gamla lövträd, skogsbestånd med höga naturvärden och ekosystem med lång skoglig kontinuitet. Lokalt kan förekomsten vara mycket riklig men den hittas nästan enbart i gamla och ej slutavverkade skogar. Artens samtliga förekomster bör uppmärksammas från naturvårdssynpunkt, då många lokaler även hyser andra ovanliga och rödlistade arter. Rikliga förekomster bör skyddas med biotopskydd, frivilliga avsättningar eller reservat (SLU Artdatabanken, 2024; Nitare &amp; Skogsstyrelsen, 2019).</w:t>
+      </w:r>
+    </w:p>
+    <w:p>
+      <w:r>
+        <w:rPr>
+          <w:b/>
+        </w:rPr>
+        <w:t>Mörk kolflarnlav (NT)</w:t>
+      </w:r>
+      <w:r>
+        <w:t xml:space="preserve"> är brandberoende och växer nästan uteslutande på kolad hård kärnved av tall. Arten förekommer främst i glesa, öppna tall- och blandbarrskogar av naturskogskaraktär och etableringen verkar ske sent efter brand, kanske först efter 100–300 år. Mörk kolflarnlav indikerar skog med höga naturvärden och vanligast är att den påträffas på rester av nedbrunna torrakor och högstubbar och lågstubbar som är så grova att hela innandömet är urbränt. Tall- och blandbarrskogar av naturskogskaraktär med spår av återkommande bränder hyser höga biologiska värden och bör skyddas (SLU Artdatabanken, 2024).</w:t>
+      </w:r>
+    </w:p>
+    <w:p>
+      <w:r>
+        <w:rPr>
+          <w:b/>
+        </w:rPr>
+        <w:t>Ullticka (NT)</w:t>
+      </w:r>
+      <w:r>
+        <w:t xml:space="preserve"> är knuten till restbestånd av barrnaturskog och förekommer med ett tydligt optimum i orörda eller måttligt påverkade gamla granskogar där det föreligger viss kontinuitet av grov död ved. Ullticka är en bra signalart inom hela sitt utbredningsområde och i södra Sverige är den sällsynt och en god signalart för skyddsvärda granskogsmiljöer. Den hotas av avverkning och fragmentering av naturskog och äldre granskog med lång trädkontinuitet. På ullticka kan ibland ulltickeporing (VU) påträffas - det är en sällsynt ticka som nyligen delats upp i tre olika arter: </w:t>
+      </w:r>
+      <w:r>
+        <w:rPr>
+          <w:i/>
+        </w:rPr>
+        <w:t xml:space="preserve">Skeletocutis brevispora </w:t>
+      </w:r>
+      <w:r>
+        <w:t>(ulltickeporing)</w:t>
+      </w:r>
+      <w:r>
+        <w:rPr>
+          <w:i/>
+        </w:rPr>
+        <w:t>, Skeletocutis delicata och Skeletocutis exilis</w:t>
+      </w:r>
+      <w:r>
+        <w:t>. De två sistnämnda arterna står för närvarande (2020) som ej bedömda i rödlistan (SLU Artdatabanken, 2024; Nitare &amp; Skogsstyrelsen, 2019; Miettinen &amp; Niemelä, 2018).</w:t>
+      </w:r>
+    </w:p>
+    <w:p>
+      <w:r>
+        <w:rPr>
+          <w:b/>
+        </w:rPr>
+        <w:t xml:space="preserve">Vaddporing (NT) </w:t>
+      </w:r>
+      <w:r>
+        <w:t>är en brunrötande vednedbrytare som hittas på undersidan av liggande murken tallved i olika former. Substratet utgörs framför allt av den typ av hård, kådimpregnerad och ofta kolad tallved som skapas i brandpräglad skog. Vedtypen nybildas i mycket liten omfattning och det är sannolikt att arten upplever en utdöendeskuld. För att garantera artens fortlevnad bör man både säkra att artens växtplatser hålls intakta samt att långsiktigt säkerställa att ny ved tillkommer, allra helst i omedelbar anslutning till artens växtplatser. Skoglig gallring och annat uttag av virke innebär ett hot mot arten (SLU Artdatabanken, 2024).</w:t>
+      </w:r>
+    </w:p>
+    <w:p>
+      <w:r>
+        <w:rPr>
+          <w:b/>
+        </w:rPr>
+        <w:t>Vedflamlav (NT)</w:t>
+      </w:r>
+      <w:r>
+        <w:t xml:space="preserve"> växer på gammal hård och torr, exponerad kärnved av tall, främst på högstubbar i ljusöppna lägen, t.ex. vid och på myrar, sjökanter, i glesa hällmarkskogar och i brandpräglade tallnaturskogar. Substratet nyskapas i begränsad omfattning och arten är en utmärkt indikator på höga naturvärden i denna skogstyp. Tall- och barrblandskogar med naturskogskaraktär och spår av bränder har ofta höga biologiska värden och bör skyddas (SLU Artdatabanken, 2024).</w:t>
+      </w:r>
+    </w:p>
+    <w:p>
+      <w:r>
+        <w:rPr>
+          <w:b/>
+        </w:rPr>
+        <w:t>Vedskivlav (NT)</w:t>
+      </w:r>
+      <w:r>
+        <w:t xml:space="preserve"> växer på gammal, torr, exponerad, hård kärnved av framförallt tall i naturskogsartade bestånd. Avverkning av tallskog av naturskogskaraktär med spår av återkommande bränder är ett hot. Mängden lämplig ved att växa på för vedskivlav minskar, dels på grund av naturlig nedbrytning men framförallt på grund av att de förstörs i samband med slutavverkningar, gallringar och markberedning. Tall- och blandbarrskogar av naturskogskaraktär med spår av återkommande bränder bör skyddas (SLU Artdatabanken, 2024).</w:t>
+      </w:r>
+    </w:p>
+    <w:p>
+      <w:r>
+        <w:rPr>
+          <w:b/>
+        </w:rPr>
+        <w:t xml:space="preserve">Vedtrappmossa (NT) </w:t>
+      </w:r>
+      <w:r>
+        <w:t>växer på död ved, främst i gammal granskog. Den förekommer knappast alls i fjällnära barrskogar utan finns i skogslandskapet nedom fjällen och framför allt i landets södra delar är den en mycket bra signalart för barrnaturskog med höga naturvärden. Skogsavverkning och brist på grov död ved i skogen är de allvarligaste hoten och den överlever inte kalhyggesbruk. Lokaler med sluten granskog, tillräckligt stora för att säkerställa ett kontinuerligt tillskott på grova lågor, bör undantas från storskaligt skogsbruk (SLU Artdatabanken, 2024).</w:t>
       </w:r>
     </w:p>
     <w:p>
@@ -334,7 +440,7 @@
         <w:t xml:space="preserve">Level and pattern of overstory retention interact to shape long-term responses of understories to timber harvest. </w:t>
       </w:r>
       <w:r>
-        <w:t xml:space="preserve">Ecological Applications, 22, 2049–2064 </w:t>
+        <w:t>Ecological Applications, 22, 2049–2064</w:t>
       </w:r>
     </w:p>
     <w:p>
@@ -509,7 +615,7 @@
     </w:p>
     <w:p>
       <w:r>
-        <w:t xml:space="preserve">Permanenta revir av tretåig hackspett karaktäriseras ofta av artens typiska ringformigt ordnade hackmärken på framför allt gamla granar. För att säkerställa att inte revir av tretåig hackspett drabbas av avverkningsplanerna bör en inventering göras i området både under häckningstid och under vintern, då arten utnyttjar betydligt större områden än under sommarens häckningsrevir. Storleken på häckningsreviret varierar med skogstypen, förekomsten av död ved och graden av fragmentering, men är i allmänhet i storleksordningen 25–100 hektar. </w:t>
+        <w:t>Permanenta revir av tretåig hackspett karaktäriseras ofta av artens typiska ringformigt ordnade hackmärken på framför allt gamla granar. För att säkerställa att inte revir av tretåig hackspett drabbas av avverkningsplanerna bör en inventering göras i området både under häckningstid och under vintern, då arten utnyttjar betydligt större områden än under sommarens häckningsrevir. Storleken på häckningsreviret varierar med skogstypen, förekomsten av död ved och graden av fragmentering, men är i allmänhet i storleksordningen 25–100 hektar.</w:t>
       </w:r>
     </w:p>
     <w:p>
@@ -765,7 +871,7 @@
     <w:r>
       <w:tab/>
       <w:tab/>
-      <w:t>2025-04-09</w:t>
+      <w:t>2025-04-10</w:t>
       <w:br/>
       <w:br/>
     </w:r>

--- a/tillsyn/A 14022-2025 tillsynsbegäran.docx
+++ b/tillsyn/A 14022-2025 tillsynsbegäran.docx
@@ -871,7 +871,7 @@
     <w:r>
       <w:tab/>
       <w:tab/>
-      <w:t>2025-04-10</w:t>
+      <w:t>2025-04-11</w:t>
       <w:br/>
       <w:br/>
     </w:r>

--- a/tillsyn/A 14022-2025 tillsynsbegäran.docx
+++ b/tillsyn/A 14022-2025 tillsynsbegäran.docx
@@ -871,7 +871,7 @@
     <w:r>
       <w:tab/>
       <w:tab/>
-      <w:t>2025-04-11</w:t>
+      <w:t>2025-04-12</w:t>
       <w:br/>
       <w:br/>
     </w:r>

--- a/tillsyn/A 14022-2025 tillsynsbegäran.docx
+++ b/tillsyn/A 14022-2025 tillsynsbegäran.docx
@@ -871,7 +871,7 @@
     <w:r>
       <w:tab/>
       <w:tab/>
-      <w:t>2025-04-12</w:t>
+      <w:t>2025-04-13</w:t>
       <w:br/>
       <w:br/>
     </w:r>

--- a/tillsyn/A 14022-2025 tillsynsbegäran.docx
+++ b/tillsyn/A 14022-2025 tillsynsbegäran.docx
@@ -321,7 +321,7 @@
         <w:t>Tretåig hackspett (NT, §4)</w:t>
       </w:r>
       <w:r>
-        <w:t xml:space="preserve"> är rödlistad som nära hotad och ingår i bilaga 1 i EU:s fågeldirektiv. Tretåig hackspett är för sin överlevnad beroende av kontinuerlig tillförsel av äldre döende och död ved, som sker genom naturliga självgallringsprocesser i äldre grannaturskogar och barrblandade naturskogar. Om en skog genom skogsbruk gallras eller glesas ur så upphör och uteblir i stort sett den naturliga självgallringsprocessen för mycket lång tid framöver vilket omöjliggör upprätthållandet av den kontinuerliga ekologiska funktionen i ett område. Det finns studier som visar att naturskogens självgallringsprocess som den tretåiga hackspetten är beroende av, inte kan ersättas med efterlämnad hänsyn i skogsbruket (Imbeau &amp; Desrochers, 2002). Storleken på häckningsreviret varierar med skogstypen, förekomsten av död ved och graden av fragmentering, men är i allmänhet i storleksordningen 25–100 hektar. Vintertid krävs ofta betydligt större områden och det finns studier som antyder att arten behöver minst 100 hektar äldre skog. I områden med låg bonitet kan det behövas över 200 hektar lämpligt habitat för att ett par ska kunna reproducera sig (Skogsstyrelsen, 2016).</w:t>
+        <w:t xml:space="preserve"> är rödlistad som nära hotad och ingår i bilaga 1 i EU:s fågeldirektiv. Tretåig hackspett är för sin överlevnad beroende av kontinuerlig tillförsel av äldre döende och död ved, som sker genom naturliga självgallringsprocesser i äldre grannaturskogar och barrblandade naturskogar. Om en skog genom skogsbruk gallras eller glesas ur så upphör och uteblir i stort sett den naturliga självgallringsprocessen för mycket lång tid framöver vilket omöjliggör upprätthållandet av den kontinuerliga ekologiska funktionen i ett område. Det finns studier som visar att naturskogens självgallringsprocess som den tretåiga hackspetten är beroende av, inte kan ersättas med efterlämnad hänsyn i skogsbruket (Imbeau &amp; Desrochers, 2002). Storleken på häckningsreviret varierar med skogstypen, förekomsten av död ved och graden av fragmentering, men är i allmänhet i storleksordningen 25–100 hektar. Vintertid krävs ofta betydligt större områden och det finns studier som antyder att arten behöver minst 100 hektar äldre skog. I områden med låg bonitet kan det behövas över 200 hektar lämpligt habitat för att ett par ska kunna reproducera sig. Områden med dokumenterad permanent förekomst i naturskogsmiljöer har vanligen så stora naturvärden att skogsbruk är olämpligt (Skogsstyrelsen, 2016).</w:t>
       </w:r>
     </w:p>
     <w:p>
@@ -871,7 +871,7 @@
     <w:r>
       <w:tab/>
       <w:tab/>
-      <w:t>2025-04-13</w:t>
+      <w:t>2025-04-14</w:t>
       <w:br/>
       <w:br/>
     </w:r>

--- a/tillsyn/A 14022-2025 tillsynsbegäran.docx
+++ b/tillsyn/A 14022-2025 tillsynsbegäran.docx
@@ -871,7 +871,7 @@
     <w:r>
       <w:tab/>
       <w:tab/>
-      <w:t>2025-04-14</w:t>
+      <w:t>2025-04-15</w:t>
       <w:br/>
       <w:br/>
     </w:r>

--- a/tillsyn/A 14022-2025 tillsynsbegäran.docx
+++ b/tillsyn/A 14022-2025 tillsynsbegäran.docx
@@ -871,7 +871,7 @@
     <w:r>
       <w:tab/>
       <w:tab/>
-      <w:t>2025-04-15</w:t>
+      <w:t>2025-04-16</w:t>
       <w:br/>
       <w:br/>
     </w:r>

--- a/tillsyn/A 14022-2025 tillsynsbegäran.docx
+++ b/tillsyn/A 14022-2025 tillsynsbegäran.docx
@@ -871,7 +871,7 @@
     <w:r>
       <w:tab/>
       <w:tab/>
-      <w:t>2025-04-16</w:t>
+      <w:t>2025-04-17</w:t>
       <w:br/>
       <w:br/>
     </w:r>

--- a/tillsyn/A 14022-2025 tillsynsbegäran.docx
+++ b/tillsyn/A 14022-2025 tillsynsbegäran.docx
@@ -871,7 +871,7 @@
     <w:r>
       <w:tab/>
       <w:tab/>
-      <w:t>2025-04-17</w:t>
+      <w:t>2025-04-18</w:t>
       <w:br/>
       <w:br/>
     </w:r>

--- a/tillsyn/A 14022-2025 tillsynsbegäran.docx
+++ b/tillsyn/A 14022-2025 tillsynsbegäran.docx
@@ -871,7 +871,7 @@
     <w:r>
       <w:tab/>
       <w:tab/>
-      <w:t>2025-04-18</w:t>
+      <w:t>2025-04-19</w:t>
       <w:br/>
       <w:br/>
     </w:r>

--- a/tillsyn/A 14022-2025 tillsynsbegäran.docx
+++ b/tillsyn/A 14022-2025 tillsynsbegäran.docx
@@ -915,7 +915,7 @@
     <w:r>
       <w:tab/>
       <w:tab/>
-      <w:t>2025-05-03</w:t>
+      <w:t>2025-05-04</w:t>
       <w:br/>
       <w:br/>
     </w:r>

--- a/tillsyn/A 14022-2025 tillsynsbegäran.docx
+++ b/tillsyn/A 14022-2025 tillsynsbegäran.docx
@@ -915,7 +915,7 @@
     <w:r>
       <w:tab/>
       <w:tab/>
-      <w:t>2025-05-04</w:t>
+      <w:t>2025-05-06</w:t>
       <w:br/>
       <w:br/>
     </w:r>

--- a/tillsyn/A 14022-2025 tillsynsbegäran.docx
+++ b/tillsyn/A 14022-2025 tillsynsbegäran.docx
@@ -915,7 +915,7 @@
     <w:r>
       <w:tab/>
       <w:tab/>
-      <w:t>2025-05-06</w:t>
+      <w:t>2025-05-07</w:t>
       <w:br/>
       <w:br/>
     </w:r>

--- a/tillsyn/A 14022-2025 tillsynsbegäran.docx
+++ b/tillsyn/A 14022-2025 tillsynsbegäran.docx
@@ -915,7 +915,7 @@
     <w:r>
       <w:tab/>
       <w:tab/>
-      <w:t>2025-05-07</w:t>
+      <w:t>2025-05-08</w:t>
       <w:br/>
       <w:br/>
     </w:r>

--- a/tillsyn/A 14022-2025 tillsynsbegäran.docx
+++ b/tillsyn/A 14022-2025 tillsynsbegäran.docx
@@ -915,7 +915,7 @@
     <w:r>
       <w:tab/>
       <w:tab/>
-      <w:t>2025-05-08</w:t>
+      <w:t>2025-05-09</w:t>
       <w:br/>
       <w:br/>
     </w:r>

--- a/tillsyn/A 14022-2025 tillsynsbegäran.docx
+++ b/tillsyn/A 14022-2025 tillsynsbegäran.docx
@@ -915,7 +915,7 @@
     <w:r>
       <w:tab/>
       <w:tab/>
-      <w:t>2025-05-09</w:t>
+      <w:t>2025-05-10</w:t>
       <w:br/>
       <w:br/>
     </w:r>

--- a/tillsyn/A 14022-2025 tillsynsbegäran.docx
+++ b/tillsyn/A 14022-2025 tillsynsbegäran.docx
@@ -915,7 +915,7 @@
     <w:r>
       <w:tab/>
       <w:tab/>
-      <w:t>2025-05-10</w:t>
+      <w:t>2025-05-11</w:t>
       <w:br/>
       <w:br/>
     </w:r>

--- a/tillsyn/A 14022-2025 tillsynsbegäran.docx
+++ b/tillsyn/A 14022-2025 tillsynsbegäran.docx
@@ -915,7 +915,7 @@
     <w:r>
       <w:tab/>
       <w:tab/>
-      <w:t>2025-05-11</w:t>
+      <w:t>2025-05-12</w:t>
       <w:br/>
       <w:br/>
     </w:r>

--- a/tillsyn/A 14022-2025 tillsynsbegäran.docx
+++ b/tillsyn/A 14022-2025 tillsynsbegäran.docx
@@ -915,7 +915,7 @@
     <w:r>
       <w:tab/>
       <w:tab/>
-      <w:t>2025-05-12</w:t>
+      <w:t>2025-05-13</w:t>
       <w:br/>
       <w:br/>
     </w:r>

--- a/tillsyn/A 14022-2025 tillsynsbegäran.docx
+++ b/tillsyn/A 14022-2025 tillsynsbegäran.docx
@@ -915,7 +915,7 @@
     <w:r>
       <w:tab/>
       <w:tab/>
-      <w:t>2025-05-13</w:t>
+      <w:t>2025-05-14</w:t>
       <w:br/>
       <w:br/>
     </w:r>

--- a/tillsyn/A 14022-2025 tillsynsbegäran.docx
+++ b/tillsyn/A 14022-2025 tillsynsbegäran.docx
@@ -915,7 +915,7 @@
     <w:r>
       <w:tab/>
       <w:tab/>
-      <w:t>2025-05-14</w:t>
+      <w:t>2025-05-15</w:t>
       <w:br/>
       <w:br/>
     </w:r>

--- a/tillsyn/A 14022-2025 tillsynsbegäran.docx
+++ b/tillsyn/A 14022-2025 tillsynsbegäran.docx
@@ -915,7 +915,7 @@
     <w:r>
       <w:tab/>
       <w:tab/>
-      <w:t>2025-05-15</w:t>
+      <w:t>2025-05-16</w:t>
       <w:br/>
       <w:br/>
     </w:r>

--- a/tillsyn/A 14022-2025 tillsynsbegäran.docx
+++ b/tillsyn/A 14022-2025 tillsynsbegäran.docx
@@ -915,7 +915,7 @@
     <w:r>
       <w:tab/>
       <w:tab/>
-      <w:t>2025-05-16</w:t>
+      <w:t>2025-05-17</w:t>
       <w:br/>
       <w:br/>
     </w:r>

--- a/tillsyn/A 14022-2025 tillsynsbegäran.docx
+++ b/tillsyn/A 14022-2025 tillsynsbegäran.docx
@@ -915,7 +915,7 @@
     <w:r>
       <w:tab/>
       <w:tab/>
-      <w:t>2025-05-17</w:t>
+      <w:t>2025-05-18</w:t>
       <w:br/>
       <w:br/>
     </w:r>

--- a/tillsyn/A 14022-2025 tillsynsbegäran.docx
+++ b/tillsyn/A 14022-2025 tillsynsbegäran.docx
@@ -915,7 +915,7 @@
     <w:r>
       <w:tab/>
       <w:tab/>
-      <w:t>2025-05-18</w:t>
+      <w:t>2025-05-19</w:t>
       <w:br/>
       <w:br/>
     </w:r>

--- a/tillsyn/A 14022-2025 tillsynsbegäran.docx
+++ b/tillsyn/A 14022-2025 tillsynsbegäran.docx
@@ -915,7 +915,7 @@
     <w:r>
       <w:tab/>
       <w:tab/>
-      <w:t>2025-05-19</w:t>
+      <w:t>2025-05-20</w:t>
       <w:br/>
       <w:br/>
     </w:r>

--- a/tillsyn/A 14022-2025 tillsynsbegäran.docx
+++ b/tillsyn/A 14022-2025 tillsynsbegäran.docx
@@ -915,7 +915,7 @@
     <w:r>
       <w:tab/>
       <w:tab/>
-      <w:t>2025-05-20</w:t>
+      <w:t>2025-05-21</w:t>
       <w:br/>
       <w:br/>
     </w:r>

--- a/tillsyn/A 14022-2025 tillsynsbegäran.docx
+++ b/tillsyn/A 14022-2025 tillsynsbegäran.docx
@@ -915,7 +915,7 @@
     <w:r>
       <w:tab/>
       <w:tab/>
-      <w:t>2025-05-21</w:t>
+      <w:t>2025-05-22</w:t>
       <w:br/>
       <w:br/>
     </w:r>

--- a/tillsyn/A 14022-2025 tillsynsbegäran.docx
+++ b/tillsyn/A 14022-2025 tillsynsbegäran.docx
@@ -915,7 +915,7 @@
     <w:r>
       <w:tab/>
       <w:tab/>
-      <w:t>2025-05-22</w:t>
+      <w:t>2025-05-23</w:t>
       <w:br/>
       <w:br/>
     </w:r>

--- a/tillsyn/A 14022-2025 tillsynsbegäran.docx
+++ b/tillsyn/A 14022-2025 tillsynsbegäran.docx
@@ -915,7 +915,7 @@
     <w:r>
       <w:tab/>
       <w:tab/>
-      <w:t>2025-05-23</w:t>
+      <w:t>2025-05-24</w:t>
       <w:br/>
       <w:br/>
     </w:r>

--- a/tillsyn/A 14022-2025 tillsynsbegäran.docx
+++ b/tillsyn/A 14022-2025 tillsynsbegäran.docx
@@ -915,7 +915,7 @@
     <w:r>
       <w:tab/>
       <w:tab/>
-      <w:t>2025-05-24</w:t>
+      <w:t>2025-05-25</w:t>
       <w:br/>
       <w:br/>
     </w:r>

--- a/tillsyn/A 14022-2025 tillsynsbegäran.docx
+++ b/tillsyn/A 14022-2025 tillsynsbegäran.docx
@@ -915,7 +915,7 @@
     <w:r>
       <w:tab/>
       <w:tab/>
-      <w:t>2025-05-25</w:t>
+      <w:t>2025-05-26</w:t>
       <w:br/>
       <w:br/>
     </w:r>

--- a/tillsyn/A 14022-2025 tillsynsbegäran.docx
+++ b/tillsyn/A 14022-2025 tillsynsbegäran.docx
@@ -915,7 +915,7 @@
     <w:r>
       <w:tab/>
       <w:tab/>
-      <w:t>2025-05-26</w:t>
+      <w:t>2025-05-27</w:t>
       <w:br/>
       <w:br/>
     </w:r>

--- a/tillsyn/A 14022-2025 tillsynsbegäran.docx
+++ b/tillsyn/A 14022-2025 tillsynsbegäran.docx
@@ -915,7 +915,7 @@
     <w:r>
       <w:tab/>
       <w:tab/>
-      <w:t>2025-05-27</w:t>
+      <w:t>2025-05-30</w:t>
       <w:br/>
       <w:br/>
     </w:r>

--- a/tillsyn/A 14022-2025 tillsynsbegäran.docx
+++ b/tillsyn/A 14022-2025 tillsynsbegäran.docx
@@ -915,7 +915,7 @@
     <w:r>
       <w:tab/>
       <w:tab/>
-      <w:t>2025-05-30</w:t>
+      <w:t>2025-06-01</w:t>
       <w:br/>
       <w:br/>
     </w:r>

--- a/tillsyn/A 14022-2025 tillsynsbegäran.docx
+++ b/tillsyn/A 14022-2025 tillsynsbegäran.docx
@@ -915,7 +915,7 @@
     <w:r>
       <w:tab/>
       <w:tab/>
-      <w:t>2025-06-01</w:t>
+      <w:t>2025-06-02</w:t>
       <w:br/>
       <w:br/>
     </w:r>

--- a/tillsyn/A 14022-2025 tillsynsbegäran.docx
+++ b/tillsyn/A 14022-2025 tillsynsbegäran.docx
@@ -915,7 +915,7 @@
     <w:r>
       <w:tab/>
       <w:tab/>
-      <w:t>2025-06-02</w:t>
+      <w:t>2025-06-03</w:t>
       <w:br/>
       <w:br/>
     </w:r>

--- a/tillsyn/A 14022-2025 tillsynsbegäran.docx
+++ b/tillsyn/A 14022-2025 tillsynsbegäran.docx
@@ -915,7 +915,7 @@
     <w:r>
       <w:tab/>
       <w:tab/>
-      <w:t>2025-06-03</w:t>
+      <w:t>2025-06-04</w:t>
       <w:br/>
       <w:br/>
     </w:r>

--- a/tillsyn/A 14022-2025 tillsynsbegäran.docx
+++ b/tillsyn/A 14022-2025 tillsynsbegäran.docx
@@ -915,7 +915,7 @@
     <w:r>
       <w:tab/>
       <w:tab/>
-      <w:t>2025-06-04</w:t>
+      <w:t>2025-06-05</w:t>
       <w:br/>
       <w:br/>
     </w:r>

--- a/tillsyn/A 14022-2025 tillsynsbegäran.docx
+++ b/tillsyn/A 14022-2025 tillsynsbegäran.docx
@@ -915,7 +915,7 @@
     <w:r>
       <w:tab/>
       <w:tab/>
-      <w:t>2025-06-05</w:t>
+      <w:t>2025-06-13</w:t>
       <w:br/>
       <w:br/>
     </w:r>

--- a/tillsyn/A 14022-2025 tillsynsbegäran.docx
+++ b/tillsyn/A 14022-2025 tillsynsbegäran.docx
@@ -915,7 +915,7 @@
     <w:r>
       <w:tab/>
       <w:tab/>
-      <w:t>2025-06-13</w:t>
+      <w:t>2025-06-15</w:t>
       <w:br/>
       <w:br/>
     </w:r>

--- a/tillsyn/A 14022-2025 tillsynsbegäran.docx
+++ b/tillsyn/A 14022-2025 tillsynsbegäran.docx
@@ -915,7 +915,7 @@
     <w:r>
       <w:tab/>
       <w:tab/>
-      <w:t>2025-06-15</w:t>
+      <w:t>2025-06-16</w:t>
       <w:br/>
       <w:br/>
     </w:r>

--- a/tillsyn/A 14022-2025 tillsynsbegäran.docx
+++ b/tillsyn/A 14022-2025 tillsynsbegäran.docx
@@ -915,7 +915,7 @@
     <w:r>
       <w:tab/>
       <w:tab/>
-      <w:t>2025-06-16</w:t>
+      <w:t>2025-06-17</w:t>
       <w:br/>
       <w:br/>
     </w:r>

--- a/tillsyn/A 14022-2025 tillsynsbegäran.docx
+++ b/tillsyn/A 14022-2025 tillsynsbegäran.docx
@@ -915,7 +915,7 @@
     <w:r>
       <w:tab/>
       <w:tab/>
-      <w:t>2025-06-17</w:t>
+      <w:t>2025-06-18</w:t>
       <w:br/>
       <w:br/>
     </w:r>

--- a/tillsyn/A 14022-2025 tillsynsbegäran.docx
+++ b/tillsyn/A 14022-2025 tillsynsbegäran.docx
@@ -915,7 +915,7 @@
     <w:r>
       <w:tab/>
       <w:tab/>
-      <w:t>2025-06-18</w:t>
+      <w:t>2025-06-19</w:t>
       <w:br/>
       <w:br/>
     </w:r>

--- a/tillsyn/A 14022-2025 tillsynsbegäran.docx
+++ b/tillsyn/A 14022-2025 tillsynsbegäran.docx
@@ -915,7 +915,7 @@
     <w:r>
       <w:tab/>
       <w:tab/>
-      <w:t>2025-06-19</w:t>
+      <w:t>2025-06-20</w:t>
       <w:br/>
       <w:br/>
     </w:r>

--- a/tillsyn/A 14022-2025 tillsynsbegäran.docx
+++ b/tillsyn/A 14022-2025 tillsynsbegäran.docx
@@ -915,7 +915,7 @@
     <w:r>
       <w:tab/>
       <w:tab/>
-      <w:t>2025-06-20</w:t>
+      <w:t>2025-06-21</w:t>
       <w:br/>
       <w:br/>
     </w:r>

--- a/tillsyn/A 14022-2025 tillsynsbegäran.docx
+++ b/tillsyn/A 14022-2025 tillsynsbegäran.docx
@@ -915,7 +915,7 @@
     <w:r>
       <w:tab/>
       <w:tab/>
-      <w:t>2025-06-21</w:t>
+      <w:t>2025-06-22</w:t>
       <w:br/>
       <w:br/>
     </w:r>

--- a/tillsyn/A 14022-2025 tillsynsbegäran.docx
+++ b/tillsyn/A 14022-2025 tillsynsbegäran.docx
@@ -915,7 +915,7 @@
     <w:r>
       <w:tab/>
       <w:tab/>
-      <w:t>2025-06-22</w:t>
+      <w:t>2025-06-23</w:t>
       <w:br/>
       <w:br/>
     </w:r>

--- a/tillsyn/A 14022-2025 tillsynsbegäran.docx
+++ b/tillsyn/A 14022-2025 tillsynsbegäran.docx
@@ -915,7 +915,7 @@
     <w:r>
       <w:tab/>
       <w:tab/>
-      <w:t>2025-06-23</w:t>
+      <w:t>2025-06-24</w:t>
       <w:br/>
       <w:br/>
     </w:r>

--- a/tillsyn/A 14022-2025 tillsynsbegäran.docx
+++ b/tillsyn/A 14022-2025 tillsynsbegäran.docx
@@ -915,7 +915,7 @@
     <w:r>
       <w:tab/>
       <w:tab/>
-      <w:t>2025-06-24</w:t>
+      <w:t>2025-06-25</w:t>
       <w:br/>
       <w:br/>
     </w:r>

--- a/tillsyn/A 14022-2025 tillsynsbegäran.docx
+++ b/tillsyn/A 14022-2025 tillsynsbegäran.docx
@@ -915,7 +915,7 @@
     <w:r>
       <w:tab/>
       <w:tab/>
-      <w:t>2025-06-25</w:t>
+      <w:t>2025-06-26</w:t>
       <w:br/>
       <w:br/>
     </w:r>

--- a/tillsyn/A 14022-2025 tillsynsbegäran.docx
+++ b/tillsyn/A 14022-2025 tillsynsbegäran.docx
@@ -915,7 +915,7 @@
     <w:r>
       <w:tab/>
       <w:tab/>
-      <w:t>2025-06-26</w:t>
+      <w:t>2025-06-27</w:t>
       <w:br/>
       <w:br/>
     </w:r>

--- a/tillsyn/A 14022-2025 tillsynsbegäran.docx
+++ b/tillsyn/A 14022-2025 tillsynsbegäran.docx
@@ -915,7 +915,7 @@
     <w:r>
       <w:tab/>
       <w:tab/>
-      <w:t>2025-06-27</w:t>
+      <w:t>2025-06-28</w:t>
       <w:br/>
       <w:br/>
     </w:r>

--- a/tillsyn/A 14022-2025 tillsynsbegäran.docx
+++ b/tillsyn/A 14022-2025 tillsynsbegäran.docx
@@ -915,7 +915,7 @@
     <w:r>
       <w:tab/>
       <w:tab/>
-      <w:t>2025-06-28</w:t>
+      <w:t>2025-06-29</w:t>
       <w:br/>
       <w:br/>
     </w:r>

--- a/tillsyn/A 14022-2025 tillsynsbegäran.docx
+++ b/tillsyn/A 14022-2025 tillsynsbegäran.docx
@@ -915,7 +915,7 @@
     <w:r>
       <w:tab/>
       <w:tab/>
-      <w:t>2025-06-29</w:t>
+      <w:t>2025-06-30</w:t>
       <w:br/>
       <w:br/>
     </w:r>

--- a/tillsyn/A 14022-2025 tillsynsbegäran.docx
+++ b/tillsyn/A 14022-2025 tillsynsbegäran.docx
@@ -915,7 +915,7 @@
     <w:r>
       <w:tab/>
       <w:tab/>
-      <w:t>2025-06-30</w:t>
+      <w:t>2025-07-01</w:t>
       <w:br/>
       <w:br/>
     </w:r>

--- a/tillsyn/A 14022-2025 tillsynsbegäran.docx
+++ b/tillsyn/A 14022-2025 tillsynsbegäran.docx
@@ -915,7 +915,7 @@
     <w:r>
       <w:tab/>
       <w:tab/>
-      <w:t>2025-07-01</w:t>
+      <w:t>2025-07-02</w:t>
       <w:br/>
       <w:br/>
     </w:r>

--- a/tillsyn/A 14022-2025 tillsynsbegäran.docx
+++ b/tillsyn/A 14022-2025 tillsynsbegäran.docx
@@ -915,7 +915,7 @@
     <w:r>
       <w:tab/>
       <w:tab/>
-      <w:t>2025-07-02</w:t>
+      <w:t>2025-07-03</w:t>
       <w:br/>
       <w:br/>
     </w:r>

--- a/tillsyn/A 14022-2025 tillsynsbegäran.docx
+++ b/tillsyn/A 14022-2025 tillsynsbegäran.docx
@@ -915,7 +915,7 @@
     <w:r>
       <w:tab/>
       <w:tab/>
-      <w:t>2025-07-03</w:t>
+      <w:t>2025-07-04</w:t>
       <w:br/>
       <w:br/>
     </w:r>

--- a/tillsyn/A 14022-2025 tillsynsbegäran.docx
+++ b/tillsyn/A 14022-2025 tillsynsbegäran.docx
@@ -915,7 +915,7 @@
     <w:r>
       <w:tab/>
       <w:tab/>
-      <w:t>2025-07-04</w:t>
+      <w:t>2025-07-05</w:t>
       <w:br/>
       <w:br/>
     </w:r>

--- a/tillsyn/A 14022-2025 tillsynsbegäran.docx
+++ b/tillsyn/A 14022-2025 tillsynsbegäran.docx
@@ -915,7 +915,7 @@
     <w:r>
       <w:tab/>
       <w:tab/>
-      <w:t>2025-07-05</w:t>
+      <w:t>2025-07-06</w:t>
       <w:br/>
       <w:br/>
     </w:r>

--- a/tillsyn/A 14022-2025 tillsynsbegäran.docx
+++ b/tillsyn/A 14022-2025 tillsynsbegäran.docx
@@ -915,7 +915,7 @@
     <w:r>
       <w:tab/>
       <w:tab/>
-      <w:t>2025-07-06</w:t>
+      <w:t>2025-07-07</w:t>
       <w:br/>
       <w:br/>
     </w:r>

--- a/tillsyn/A 14022-2025 tillsynsbegäran.docx
+++ b/tillsyn/A 14022-2025 tillsynsbegäran.docx
@@ -915,7 +915,7 @@
     <w:r>
       <w:tab/>
       <w:tab/>
-      <w:t>2025-07-07</w:t>
+      <w:t>2025-07-08</w:t>
       <w:br/>
       <w:br/>
     </w:r>

--- a/tillsyn/A 14022-2025 tillsynsbegäran.docx
+++ b/tillsyn/A 14022-2025 tillsynsbegäran.docx
@@ -153,7 +153,25 @@
         <w:t>Lunglav (NT)</w:t>
       </w:r>
       <w:r>
-        <w:t xml:space="preserve"> är en av vårt lands främsta signalarter som överallt indikerar gamla lövträd, skogsbestånd med höga naturvärden och ekosystem med lång skoglig kontinuitet. Lokalt kan förekomsten vara mycket riklig men den hittas nästan enbart i gamla och ej slutavverkade skogar. Artens samtliga förekomster bör uppmärksammas från naturvårdssynpunkt, då många lokaler även hyser andra ovanliga och rödlistade arter. Rikliga förekomster bör skyddas med biotopskydd, frivilliga avsättningar eller reservat (SLU Artdatabanken, 2024; Nitare &amp; Skogsstyrelsen, 2019).</w:t>
+        <w:t xml:space="preserve"> är en av vårt lands främsta signalarter som överallt indikerar gamla lövträd, skogsbestånd med höga naturvärden och ekosystem med lång skoglig kontinuitet. Lokalt kan förekomsten vara mycket riklig men den hittas nästan enbart i gamla och ej slutavverkade skogar. Artens samtliga förekomster bör uppmärksammas från naturvårdssynpunkt, då många lokaler även hyser andra ovanliga och rödlistade arter. Rikliga förekomster bör skyddas med biotopskydd, frivilliga avsättningar eller reservat. Det finns ett antal sällsynta lavparasiter som växer på lunglav: lunglavsknapp (VU), skrovelmössing (DD), lunglavshårprick (DD), </w:t>
+      </w:r>
+      <w:r>
+        <w:rPr>
+          <w:i/>
+        </w:rPr>
+        <w:t>Calycina alstrupii</w:t>
+      </w:r>
+      <w:r>
+        <w:t xml:space="preserve"> (NA) och </w:t>
+      </w:r>
+      <w:r>
+        <w:rPr>
+          <w:i/>
+        </w:rPr>
+        <w:t>Chalara lobariae</w:t>
+      </w:r>
+      <w:r>
+        <w:t xml:space="preserve"> (NA) (SLU Artdatabanken, 2025; SLU Artdatabanken, 2024; Nitare &amp; Skogsstyrelsen, 2019).</w:t>
       </w:r>
     </w:p>
     <w:p>
@@ -227,6 +245,17 @@
       </w:r>
       <w:r>
         <w:t xml:space="preserve"> växer på gammal hård och torr, exponerad kärnved av tall, främst på högstubbar i ljusöppna lägen, t.ex. vid och på myrar, sjökanter, i glesa hällmarkskogar och i brandpräglade tallnaturskogar. Substratet nyskapas i begränsad omfattning och arten är en utmärkt indikator på höga naturvärden i denna skogstyp. Tall- och barrblandskogar med naturskogskaraktär och spår av bränder har ofta höga biologiska värden och bör skyddas (SLU Artdatabanken, 2024).</w:t>
+      </w:r>
+    </w:p>
+    <w:p>
+      <w:r>
+        <w:rPr>
+          <w:b/>
+        </w:rPr>
+        <w:t xml:space="preserve">Vedflikmossa (NT) </w:t>
+      </w:r>
+      <w:r>
+        <w:t>är strikt knuten till död ved i främst Norrlands barrskogar. Fanns tidigare även i södra Sveriges skogar men är borta där. Eftersom arten huvudsakligen är hänvisad till skog där träd fått växa kontinuerligt under flera hundra år (kontinuitetsskog), inte klarar av en kalhyggesfas och har svårt att sprida sig över stora avstånd, bedöms populationen fortsätta att minska på grund av dagens avverkningstakt av kontinuitetsskog. För att hejda populationsminskningen av denna art måste kalavverkning i de barrskogar som tidigare aldrig kalhuggits (kontinuitetsskog) upphöra eller begränsas kraftigt (SLU Artdatabanken, 2024).</w:t>
       </w:r>
     </w:p>
     <w:p>
@@ -567,7 +596,7 @@
         <w:t>Plectocarpon lichenum</w:t>
       </w:r>
       <w:r>
-        <w:t xml:space="preserve"> (VU). Det finns ytterligare två rödlistade parasiter vilka bara förekommer på lunglav, Skrovelmössing </w:t>
+        <w:t xml:space="preserve"> (VU). Det finns ytterligare ett antal parasiter vilka bara förekommer på lunglav: Skrovelmössing </w:t>
       </w:r>
       <w:r>
         <w:rPr>
@@ -585,7 +614,25 @@
         <w:t>Niesslia lobariae</w:t>
       </w:r>
       <w:r>
-        <w:t xml:space="preserve"> (rödlistad som Kunskapsbrist DD). Skrovelmössing (DD) har små svarta apothecier och bruna, 1-septerade sporer och Lunglavshårprick (DD) har brunhåriga perithecier och färglösa, 1-septerade sporer (SLU Artdatabanken, 2024; Nitare &amp; Skogsstyrelsen, 2019).</w:t>
+        <w:t xml:space="preserve"> (rödlistad som Kunskapsbrist DD). Skrovelmössing (DD) har små svarta apothecier och bruna, 1-septerade sporer och Lunglavshårprick (DD) har brunhåriga perithecier och färglösa, 1-septerade sporer. Nyligen har ytterligare två lavparasiter påträffats i Sverige som växer på lunglav: </w:t>
+      </w:r>
+      <w:r>
+        <w:rPr>
+          <w:i/>
+        </w:rPr>
+        <w:t>Calycina alstrupii</w:t>
+      </w:r>
+      <w:r>
+        <w:t xml:space="preserve"> (NA) och </w:t>
+      </w:r>
+      <w:r>
+        <w:rPr>
+          <w:i/>
+        </w:rPr>
+        <w:t>Chalara lobariae</w:t>
+      </w:r>
+      <w:r>
+        <w:t xml:space="preserve"> (NA) (SLU Artdatabanken, 2025; SLU Artdatabanken, 2024; Nitare &amp; Skogsstyrelsen, 2019).</w:t>
       </w:r>
     </w:p>
     <w:p>
@@ -622,6 +669,20 @@
       </w:r>
       <w:r>
         <w:t>SLU Artdatabanken, Uppsala.</w:t>
+      </w:r>
+    </w:p>
+    <w:p>
+      <w:r>
+        <w:t xml:space="preserve">SLU Artdatabanken, 2025. </w:t>
+      </w:r>
+      <w:r>
+        <w:rPr>
+          <w:i/>
+        </w:rPr>
+        <w:t xml:space="preserve">Över 20 nya lavparasiter för Sverige. </w:t>
+      </w:r>
+      <w:r>
+        <w:t>https://www.slu.se/artdatabanken/arter-och-natur/artiklar/over-20-nya-lavparasiter-for-sverige/</w:t>
       </w:r>
     </w:p>
     <w:p>
@@ -915,7 +976,7 @@
     <w:r>
       <w:tab/>
       <w:tab/>
-      <w:t>2025-07-08</w:t>
+      <w:t>2025-07-09</w:t>
       <w:br/>
       <w:br/>
     </w:r>

--- a/tillsyn/A 14022-2025 tillsynsbegäran.docx
+++ b/tillsyn/A 14022-2025 tillsynsbegäran.docx
@@ -976,7 +976,7 @@
     <w:r>
       <w:tab/>
       <w:tab/>
-      <w:t>2025-07-09</w:t>
+      <w:t>2025-07-11</w:t>
       <w:br/>
       <w:br/>
     </w:r>

--- a/tillsyn/A 14022-2025 tillsynsbegäran.docx
+++ b/tillsyn/A 14022-2025 tillsynsbegäran.docx
@@ -976,7 +976,7 @@
     <w:r>
       <w:tab/>
       <w:tab/>
-      <w:t>2025-07-11</w:t>
+      <w:t>2025-07-12</w:t>
       <w:br/>
       <w:br/>
     </w:r>

--- a/tillsyn/A 14022-2025 tillsynsbegäran.docx
+++ b/tillsyn/A 14022-2025 tillsynsbegäran.docx
@@ -976,7 +976,7 @@
     <w:r>
       <w:tab/>
       <w:tab/>
-      <w:t>2025-07-12</w:t>
+      <w:t>2025-07-13</w:t>
       <w:br/>
       <w:br/>
     </w:r>

--- a/tillsyn/A 14022-2025 tillsynsbegäran.docx
+++ b/tillsyn/A 14022-2025 tillsynsbegäran.docx
@@ -976,7 +976,7 @@
     <w:r>
       <w:tab/>
       <w:tab/>
-      <w:t>2025-07-13</w:t>
+      <w:t>2025-07-14</w:t>
       <w:br/>
       <w:br/>
     </w:r>

--- a/tillsyn/A 14022-2025 tillsynsbegäran.docx
+++ b/tillsyn/A 14022-2025 tillsynsbegäran.docx
@@ -1014,7 +1014,7 @@
     <w:r>
       <w:tab/>
       <w:tab/>
-      <w:t>2025-08-06</w:t>
+      <w:t>2025-08-09</w:t>
       <w:br/>
       <w:br/>
     </w:r>
